--- a/ja/cv.docx
+++ b/ja/cv.docx
@@ -139,7 +139,7 @@
                 <w:position w:val="4"/>
                 <w:szCs w:val="21"/>
               </w:rPr>
-              <w:t>2</w:t>
+              <w:t>2026年6月20日現在</w:t>
             </w:r>
             <w:r>
               <w:rPr>
@@ -147,7 +147,6 @@
                 <w:position w:val="4"/>
                 <w:szCs w:val="21"/>
               </w:rPr>
-              <w:t>023</w:t>
             </w:r>
             <w:r>
               <w:rPr>
@@ -155,7 +154,6 @@
                 <w:position w:val="4"/>
                 <w:szCs w:val="21"/>
               </w:rPr>
-              <w:t>年</w:t>
             </w:r>
             <w:r>
               <w:rPr>
@@ -163,7 +161,6 @@
                 <w:position w:val="4"/>
                 <w:szCs w:val="21"/>
               </w:rPr>
-              <w:t>9</w:t>
             </w:r>
             <w:r>
               <w:rPr>
@@ -171,7 +168,6 @@
                 <w:position w:val="4"/>
                 <w:szCs w:val="21"/>
               </w:rPr>
-              <w:t>月</w:t>
             </w:r>
             <w:r>
               <w:rPr>
@@ -179,7 +175,6 @@
                 <w:position w:val="4"/>
                 <w:szCs w:val="21"/>
               </w:rPr>
-              <w:t>2</w:t>
             </w:r>
             <w:r>
               <w:rPr>
@@ -187,7 +182,6 @@
                 <w:position w:val="4"/>
                 <w:szCs w:val="21"/>
               </w:rPr>
-              <w:t>1</w:t>
             </w:r>
             <w:r>
               <w:rPr>
@@ -195,7 +189,6 @@
                 <w:position w:val="4"/>
                 <w:szCs w:val="21"/>
               </w:rPr>
-              <w:t>日現在</w:t>
             </w:r>
           </w:p>
         </w:tc>
@@ -389,112 +382,97 @@
                 <w:rFonts w:ascii="MS Mincho" w:hAnsi="MS Mincho" w:hint="eastAsia"/>
                 <w:position w:val="4"/>
               </w:rPr>
-              <w:t xml:space="preserve">　</w:t>
-            </w:r>
-            <w:r>
-              <w:rPr>
-                <w:rFonts w:ascii="MS Mincho" w:hAnsi="MS Mincho" w:hint="eastAsia"/>
-                <w:position w:val="4"/>
-              </w:rPr>
-              <w:t xml:space="preserve"> </w:t>
-            </w:r>
-            <w:r>
-              <w:rPr>
-                <w:rFonts w:ascii="MS Mincho" w:hAnsi="MS Mincho"/>
-                <w:position w:val="4"/>
-              </w:rPr>
-              <w:t xml:space="preserve">                </w:t>
-            </w:r>
-            <w:r>
-              <w:rPr>
-                <w:rFonts w:ascii="MS Mincho" w:hAnsi="MS Mincho"/>
-                <w:position w:val="4"/>
-              </w:rPr>
-              <w:t>1984</w:t>
-            </w:r>
-            <w:r>
-              <w:rPr>
-                <w:rFonts w:ascii="MS Mincho" w:hAnsi="MS Mincho" w:hint="eastAsia"/>
-                <w:position w:val="4"/>
-              </w:rPr>
-              <w:t>年</w:t>
-            </w:r>
-            <w:r>
-              <w:rPr>
-                <w:rFonts w:ascii="MS Mincho" w:hAnsi="MS Mincho" w:hint="eastAsia"/>
-                <w:position w:val="4"/>
-              </w:rPr>
-              <w:t>3</w:t>
-            </w:r>
-            <w:r>
-              <w:rPr>
-                <w:rFonts w:ascii="MS Mincho" w:hAnsi="MS Mincho" w:hint="eastAsia"/>
-                <w:position w:val="4"/>
-              </w:rPr>
-              <w:t>月</w:t>
-            </w:r>
-            <w:r>
-              <w:rPr>
-                <w:rFonts w:ascii="MS Mincho" w:hAnsi="MS Mincho" w:hint="eastAsia"/>
-                <w:position w:val="4"/>
-              </w:rPr>
-              <w:t>1</w:t>
-            </w:r>
-            <w:r>
-              <w:rPr>
-                <w:rFonts w:ascii="MS Mincho" w:hAnsi="MS Mincho"/>
-                <w:position w:val="4"/>
-              </w:rPr>
-              <w:t>2</w:t>
-            </w:r>
-            <w:r>
-              <w:rPr>
-                <w:rFonts w:ascii="MS Mincho" w:hAnsi="MS Mincho" w:hint="eastAsia"/>
-                <w:position w:val="4"/>
-              </w:rPr>
-              <w:t>日生</w:t>
-            </w:r>
-            <w:r>
-              <w:rPr>
-                <w:rFonts w:ascii="MS Mincho" w:hAnsi="MS Mincho" w:hint="eastAsia"/>
-                <w:position w:val="4"/>
-              </w:rPr>
-              <w:t xml:space="preserve">　</w:t>
-            </w:r>
-            <w:r>
-              <w:rPr>
-                <w:rFonts w:ascii="MS Mincho" w:hAnsi="MS Mincho" w:hint="eastAsia"/>
-                <w:position w:val="4"/>
-              </w:rPr>
-              <w:t>(</w:t>
-            </w:r>
-            <w:r>
-              <w:rPr>
-                <w:rFonts w:ascii="MS Mincho" w:hAnsi="MS Mincho" w:hint="eastAsia"/>
-                <w:position w:val="4"/>
-              </w:rPr>
-              <w:t>満</w:t>
-            </w:r>
-            <w:r>
-              <w:rPr>
-                <w:rFonts w:ascii="MS Mincho" w:hAnsi="MS Mincho" w:hint="eastAsia"/>
-                <w:position w:val="4"/>
-              </w:rPr>
-              <w:t>3</w:t>
-            </w:r>
-            <w:r>
-              <w:rPr>
-                <w:rFonts w:ascii="MS Mincho" w:hAnsi="MS Mincho"/>
-                <w:position w:val="4"/>
-              </w:rPr>
-              <w:t>9</w:t>
-            </w:r>
-            <w:r>
-              <w:rPr>
-                <w:rFonts w:ascii="MS Mincho" w:hAnsi="MS Mincho" w:hint="eastAsia"/>
-                <w:position w:val="4"/>
-              </w:rPr>
-              <w:t>歳)</w:t>
+              <w:t xml:space="preserve">　                 1984年3月12日生　(満42歳)</w:t>
+            </w:r>
+            <w:r>
+              <w:rPr>
+                <w:rFonts w:ascii="MS Mincho" w:hAnsi="MS Mincho" w:hint="eastAsia"/>
+                <w:position w:val="4"/>
+              </w:rPr>
+            </w:r>
+            <w:r>
+              <w:rPr>
+                <w:rFonts w:ascii="MS Mincho" w:hAnsi="MS Mincho"/>
+                <w:position w:val="4"/>
+              </w:rPr>
+            </w:r>
+            <w:r>
+              <w:rPr>
+                <w:rFonts w:ascii="MS Mincho" w:hAnsi="MS Mincho"/>
+                <w:position w:val="4"/>
+              </w:rPr>
+            </w:r>
+            <w:r>
+              <w:rPr>
+                <w:rFonts w:ascii="MS Mincho" w:hAnsi="MS Mincho" w:hint="eastAsia"/>
+                <w:position w:val="4"/>
+              </w:rPr>
+            </w:r>
+            <w:r>
+              <w:rPr>
+                <w:rFonts w:ascii="MS Mincho" w:hAnsi="MS Mincho" w:hint="eastAsia"/>
+                <w:position w:val="4"/>
+              </w:rPr>
+            </w:r>
+            <w:r>
+              <w:rPr>
+                <w:rFonts w:ascii="MS Mincho" w:hAnsi="MS Mincho" w:hint="eastAsia"/>
+                <w:position w:val="4"/>
+              </w:rPr>
+            </w:r>
+            <w:r>
+              <w:rPr>
+                <w:rFonts w:ascii="MS Mincho" w:hAnsi="MS Mincho" w:hint="eastAsia"/>
+                <w:position w:val="4"/>
+              </w:rPr>
+            </w:r>
+            <w:r>
+              <w:rPr>
+                <w:rFonts w:ascii="MS Mincho" w:hAnsi="MS Mincho"/>
+                <w:position w:val="4"/>
+              </w:rPr>
+            </w:r>
+            <w:r>
+              <w:rPr>
+                <w:rFonts w:ascii="MS Mincho" w:hAnsi="MS Mincho" w:hint="eastAsia"/>
+                <w:position w:val="4"/>
+              </w:rPr>
+            </w:r>
+            <w:r>
+              <w:rPr>
+                <w:rFonts w:ascii="MS Mincho" w:hAnsi="MS Mincho" w:hint="eastAsia"/>
+                <w:position w:val="4"/>
+              </w:rPr>
+            </w:r>
+            <w:r>
+              <w:rPr>
+                <w:rFonts w:ascii="MS Mincho" w:hAnsi="MS Mincho" w:hint="eastAsia"/>
+                <w:position w:val="4"/>
+              </w:rPr>
+            </w:r>
+            <w:r>
+              <w:rPr>
+                <w:rFonts w:ascii="MS Mincho" w:hAnsi="MS Mincho" w:hint="eastAsia"/>
+                <w:position w:val="4"/>
+              </w:rPr>
+            </w:r>
+            <w:r>
+              <w:rPr>
+                <w:rFonts w:ascii="MS Mincho" w:hAnsi="MS Mincho" w:hint="eastAsia"/>
+                <w:position w:val="4"/>
+              </w:rPr>
+            </w:r>
+            <w:r>
+              <w:rPr>
+                <w:rFonts w:ascii="MS Mincho" w:hAnsi="MS Mincho"/>
+                <w:position w:val="4"/>
+              </w:rPr>
+            </w:r>
+            <w:r>
+              <w:rPr>
+                <w:rFonts w:ascii="MS Mincho" w:hAnsi="MS Mincho" w:hint="eastAsia"/>
+                <w:position w:val="4"/>
+              </w:rPr>
             </w:r>
           </w:p>
         </w:tc>
@@ -3183,6 +3161,9 @@
                 <w:rFonts w:ascii="MS Mincho" w:hAnsi="MS Mincho"/>
               </w:rPr>
             </w:pPr>
+            <w:r>
+              <w:t>2026</w:t>
+            </w:r>
           </w:p>
         </w:tc>
         <w:tc>
@@ -3202,6 +3183,9 @@
                 <w:rFonts w:ascii="MS Mincho" w:hAnsi="MS Mincho"/>
               </w:rPr>
             </w:pPr>
+            <w:r>
+              <w:t>5</w:t>
+            </w:r>
           </w:p>
         </w:tc>
         <w:tc>
@@ -3216,16 +3200,16 @@
           <w:p>
             <w:pPr>
               <w:ind w:left="36" w:right="62"/>
-              <w:jc w:val="right"/>
-              <w:rPr>
-                <w:rFonts w:ascii="MS Mincho" w:hAnsi="MS Mincho"/>
-              </w:rPr>
-            </w:pPr>
-            <w:r>
-              <w:rPr>
-                <w:rFonts w:ascii="MS Mincho" w:hAnsi="MS Mincho" w:hint="eastAsia"/>
-              </w:rPr>
-              <w:t>今に至る</w:t>
+              <w:jc w:val="left"/>
+              <w:rPr>
+                <w:rFonts w:ascii="MS Mincho" w:hAnsi="MS Mincho"/>
+              </w:rPr>
+            </w:pPr>
+            <w:r>
+              <w:rPr>
+                <w:rFonts w:ascii="MS Mincho" w:hAnsi="MS Mincho" w:hint="eastAsia"/>
+              </w:rPr>
+              <w:t>株式会社 YUZURIHA 退社</w:t>
             </w:r>
           </w:p>
         </w:tc>
@@ -3251,6 +3235,9 @@
                 <w:rFonts w:ascii="MS Mincho" w:hAnsi="MS Mincho"/>
               </w:rPr>
             </w:pPr>
+            <w:r>
+              <w:t>2026</w:t>
+            </w:r>
           </w:p>
         </w:tc>
         <w:tc>
@@ -3270,6 +3257,9 @@
                 <w:rFonts w:ascii="MS Mincho" w:hAnsi="MS Mincho"/>
               </w:rPr>
             </w:pPr>
+            <w:r>
+              <w:t>6</w:t>
+            </w:r>
           </w:p>
         </w:tc>
         <w:tc>
@@ -3284,10 +3274,14 @@
           <w:p>
             <w:pPr>
               <w:ind w:left="36" w:right="62"/>
-              <w:rPr>
-                <w:rFonts w:ascii="MS Mincho" w:hAnsi="MS Mincho"/>
-              </w:rPr>
-            </w:pPr>
+              <w:jc w:val="left"/>
+              <w:rPr>
+                <w:rFonts w:ascii="MS Mincho" w:hAnsi="MS Mincho"/>
+              </w:rPr>
+            </w:pPr>
+            <w:r>
+              <w:t>株式会社 NTT-ME 入社</w:t>
+            </w:r>
           </w:p>
         </w:tc>
       </w:tr>
@@ -3309,11 +3303,12 @@
           <w:p>
             <w:pPr>
               <w:ind w:left="36" w:right="62"/>
-              <w:jc w:val="center"/>
-              <w:rPr>
-                <w:rFonts w:ascii="MS Mincho" w:hAnsi="MS Mincho"/>
-              </w:rPr>
-            </w:pPr>
+              <w:jc w:val="left"/>
+              <w:rPr>
+                <w:rFonts w:ascii="MS Mincho" w:hAnsi="MS Mincho"/>
+              </w:rPr>
+            </w:pPr>
+            <w:r/>
           </w:p>
         </w:tc>
         <w:tc>
@@ -3330,11 +3325,12 @@
           <w:p>
             <w:pPr>
               <w:ind w:left="36" w:right="62"/>
-              <w:jc w:val="center"/>
-              <w:rPr>
-                <w:rFonts w:ascii="MS Mincho" w:hAnsi="MS Mincho"/>
-              </w:rPr>
-            </w:pPr>
+              <w:jc w:val="left"/>
+              <w:rPr>
+                <w:rFonts w:ascii="MS Mincho" w:hAnsi="MS Mincho"/>
+              </w:rPr>
+            </w:pPr>
+            <w:r/>
           </w:p>
         </w:tc>
         <w:tc>
@@ -3351,10 +3347,14 @@
           <w:p>
             <w:pPr>
               <w:ind w:left="36" w:right="62"/>
-              <w:rPr>
-                <w:rFonts w:ascii="MS Mincho" w:hAnsi="MS Mincho"/>
-              </w:rPr>
-            </w:pPr>
+              <w:jc w:val="left"/>
+              <w:rPr>
+                <w:rFonts w:ascii="MS Mincho" w:hAnsi="MS Mincho"/>
+              </w:rPr>
+            </w:pPr>
+            <w:r>
+              <w:t>今に至る</w:t>
+            </w:r>
           </w:p>
         </w:tc>
       </w:tr>
